--- a/Striver-A2Z-Sheet/README.md.docx
+++ b/Striver-A2Z-Sheet/README.md.docx
@@ -7,7 +7,7 @@
         <w:pStyle w:val="Heading1"/>
         <w:rPr/>
       </w:pPr>
-      <w:bookmarkStart w:colFirst="0" w:colLast="0" w:name="_wd358yplt53q" w:id="0"/>
+      <w:bookmarkStart w:colFirst="0" w:colLast="0" w:name="_yveoxg7fni6" w:id="0"/>
       <w:bookmarkEnd w:id="0"/>
       <w:r>
         <w:rPr>
@@ -345,7 +345,7 @@
         <w:pStyle w:val="Heading2"/>
         <w:rPr/>
       </w:pPr>
-      <w:bookmarkStart w:colFirst="0" w:colLast="0" w:name="_187hwrzax2r2" w:id="1"/>
+      <w:bookmarkStart w:colFirst="0" w:colLast="0" w:name="_ris5qhknkh31" w:id="1"/>
       <w:bookmarkEnd w:id="1"/>
       <w:r>
         <w:rPr>
@@ -761,7 +761,7 @@
         <w:pStyle w:val="Heading2"/>
         <w:rPr/>
       </w:pPr>
-      <w:bookmarkStart w:colFirst="0" w:colLast="0" w:name="_ko1rdq79gwgf" w:id="2"/>
+      <w:bookmarkStart w:colFirst="0" w:colLast="0" w:name="_f72xvzhqldt" w:id="2"/>
       <w:bookmarkEnd w:id="2"/>
       <w:r>
         <w:rPr>
@@ -775,7 +775,7 @@
         <w:pStyle w:val="Heading3"/>
         <w:rPr/>
       </w:pPr>
-      <w:bookmarkStart w:colFirst="0" w:colLast="0" w:name="_d0c0ahmipthd" w:id="3"/>
+      <w:bookmarkStart w:colFirst="0" w:colLast="0" w:name="_75r6csrj2vcd" w:id="3"/>
       <w:bookmarkEnd w:id="3"/>
       <w:r>
         <w:rPr>
@@ -801,7 +801,7 @@
       <w:pPr>
         <w:numPr>
           <w:ilvl w:val="0"/>
-          <w:numId w:val="2"/>
+          <w:numId w:val="3"/>
         </w:numPr>
         <w:ind w:left="720" w:hanging="360"/>
       </w:pPr>
@@ -831,7 +831,7 @@
       <w:pPr>
         <w:numPr>
           <w:ilvl w:val="0"/>
-          <w:numId w:val="2"/>
+          <w:numId w:val="3"/>
         </w:numPr>
         <w:ind w:left="720" w:hanging="360"/>
       </w:pPr>
@@ -861,7 +861,7 @@
       <w:pPr>
         <w:numPr>
           <w:ilvl w:val="0"/>
-          <w:numId w:val="2"/>
+          <w:numId w:val="3"/>
         </w:numPr>
         <w:ind w:left="720" w:hanging="360"/>
       </w:pPr>
@@ -889,7 +889,7 @@
       <w:pPr>
         <w:numPr>
           <w:ilvl w:val="0"/>
-          <w:numId w:val="2"/>
+          <w:numId w:val="3"/>
         </w:numPr>
         <w:ind w:left="720" w:hanging="360"/>
       </w:pPr>
@@ -917,7 +917,7 @@
       <w:pPr>
         <w:numPr>
           <w:ilvl w:val="0"/>
-          <w:numId w:val="2"/>
+          <w:numId w:val="3"/>
         </w:numPr>
         <w:ind w:left="720" w:hanging="360"/>
       </w:pPr>
@@ -945,7 +945,7 @@
       <w:pPr>
         <w:numPr>
           <w:ilvl w:val="0"/>
-          <w:numId w:val="2"/>
+          <w:numId w:val="3"/>
         </w:numPr>
         <w:ind w:left="720" w:hanging="360"/>
       </w:pPr>
@@ -973,7 +973,7 @@
       <w:pPr>
         <w:numPr>
           <w:ilvl w:val="0"/>
-          <w:numId w:val="2"/>
+          <w:numId w:val="3"/>
         </w:numPr>
         <w:ind w:left="720" w:hanging="360"/>
       </w:pPr>
@@ -1002,13 +1002,13 @@
         <w:pStyle w:val="Heading3"/>
         <w:rPr/>
       </w:pPr>
-      <w:bookmarkStart w:colFirst="0" w:colLast="0" w:name="_g1ny244un7k7" w:id="4"/>
+      <w:bookmarkStart w:colFirst="0" w:colLast="0" w:name="_g7wsl0iy5fmy" w:id="4"/>
       <w:bookmarkEnd w:id="4"/>
       <w:r>
         <w:rPr>
           <w:rtl w:val="0"/>
         </w:rPr>
-        <w:t xml:space="preserve">Step 2: Sorting Techniques — </w:t>
+        <w:t xml:space="preserve">Step 2: Learn Important Sorting Techniques — </w:t>
       </w:r>
       <w:r>
         <w:rPr>
@@ -1026,17 +1026,47 @@
     </w:p>
     <w:p>
       <w:pPr>
+        <w:numPr>
+          <w:ilvl w:val="0"/>
+          <w:numId w:val="3"/>
+        </w:numPr>
+        <w:ind w:left="720" w:hanging="360"/>
+      </w:pPr>
+      <w:r>
+        <w:rPr>
+          <w:rtl w:val="0"/>
+        </w:rPr>
+        <w:t xml:space="preserve">Sorting-I —- 0/3</w:t>
+      </w:r>
+    </w:p>
+    <w:p>
+      <w:pPr>
+        <w:numPr>
+          <w:ilvl w:val="0"/>
+          <w:numId w:val="3"/>
+        </w:numPr>
+        <w:ind w:left="720" w:hanging="360"/>
+      </w:pPr>
+      <w:r>
+        <w:rPr>
+          <w:rtl w:val="0"/>
+        </w:rPr>
+        <w:t xml:space="preserve">Sorting-II — 0/4</w:t>
+      </w:r>
+    </w:p>
+    <w:p>
+      <w:pPr>
         <w:pStyle w:val="Heading3"/>
         <w:rPr/>
       </w:pPr>
-      <w:bookmarkStart w:colFirst="0" w:colLast="0" w:name="_dezma6qtlqtm" w:id="5"/>
+      <w:bookmarkStart w:colFirst="0" w:colLast="0" w:name="_2tljel9nrqim" w:id="5"/>
       <w:bookmarkEnd w:id="5"/>
       <w:r>
         <w:rPr>
           <w:rFonts w:ascii="Arial Unicode MS" w:cs="Arial Unicode MS" w:eastAsia="Arial Unicode MS" w:hAnsi="Arial Unicode MS"/>
           <w:rtl w:val="0"/>
         </w:rPr>
-        <w:t xml:space="preserve">Step 3: Arrays [Easy → Medium → Hard] — </w:t>
+        <w:t xml:space="preserve">Step 3: Solve Problems on Arrays [Easy → Medium → Hard] — </w:t>
       </w:r>
       <w:r>
         <w:rPr>
@@ -1054,16 +1084,61 @@
     </w:p>
     <w:p>
       <w:pPr>
+        <w:numPr>
+          <w:ilvl w:val="0"/>
+          <w:numId w:val="3"/>
+        </w:numPr>
+        <w:ind w:left="720" w:hanging="360"/>
+      </w:pPr>
+      <w:r>
+        <w:rPr>
+          <w:rtl w:val="0"/>
+        </w:rPr>
+        <w:t xml:space="preserve">Easy — 0/14</w:t>
+      </w:r>
+    </w:p>
+    <w:p>
+      <w:pPr>
+        <w:numPr>
+          <w:ilvl w:val="0"/>
+          <w:numId w:val="3"/>
+        </w:numPr>
+        <w:ind w:left="720" w:hanging="360"/>
+      </w:pPr>
+      <w:r>
+        <w:rPr>
+          <w:rtl w:val="0"/>
+        </w:rPr>
+        <w:t xml:space="preserve">Medium — 0/14</w:t>
+      </w:r>
+    </w:p>
+    <w:p>
+      <w:pPr>
+        <w:numPr>
+          <w:ilvl w:val="0"/>
+          <w:numId w:val="3"/>
+        </w:numPr>
+        <w:ind w:left="720" w:hanging="360"/>
+      </w:pPr>
+      <w:r>
+        <w:rPr>
+          <w:rtl w:val="0"/>
+        </w:rPr>
+        <w:t xml:space="preserve">Hard — 0/12</w:t>
+      </w:r>
+    </w:p>
+    <w:p>
+      <w:pPr>
         <w:pStyle w:val="Heading3"/>
         <w:rPr/>
       </w:pPr>
-      <w:bookmarkStart w:colFirst="0" w:colLast="0" w:name="_db7szitz3gcl" w:id="6"/>
+      <w:bookmarkStart w:colFirst="0" w:colLast="0" w:name="_p06jy9nzrido" w:id="6"/>
       <w:bookmarkEnd w:id="6"/>
       <w:r>
         <w:rPr>
           <w:rtl w:val="0"/>
         </w:rPr>
-        <w:t xml:space="preserve">Step 4: Binary Search [1D, 2D, Search Space] — </w:t>
+        <w:t xml:space="preserve">Step 4: Binary Search [1D, 2D Arrays, Search Space] — </w:t>
       </w:r>
       <w:r>
         <w:rPr>
@@ -1081,10 +1156,55 @@
     </w:p>
     <w:p>
       <w:pPr>
+        <w:numPr>
+          <w:ilvl w:val="0"/>
+          <w:numId w:val="3"/>
+        </w:numPr>
+        <w:ind w:left="720" w:hanging="360"/>
+      </w:pPr>
+      <w:r>
+        <w:rPr>
+          <w:rtl w:val="0"/>
+        </w:rPr>
+        <w:t xml:space="preserve">BS on 1D Arrays — 0/13</w:t>
+      </w:r>
+    </w:p>
+    <w:p>
+      <w:pPr>
+        <w:numPr>
+          <w:ilvl w:val="0"/>
+          <w:numId w:val="3"/>
+        </w:numPr>
+        <w:ind w:left="720" w:hanging="360"/>
+      </w:pPr>
+      <w:r>
+        <w:rPr>
+          <w:rtl w:val="0"/>
+        </w:rPr>
+        <w:t xml:space="preserve">BS on Answers — 0/14</w:t>
+      </w:r>
+    </w:p>
+    <w:p>
+      <w:pPr>
+        <w:numPr>
+          <w:ilvl w:val="0"/>
+          <w:numId w:val="3"/>
+        </w:numPr>
+        <w:ind w:left="720" w:hanging="360"/>
+      </w:pPr>
+      <w:r>
+        <w:rPr>
+          <w:rtl w:val="0"/>
+        </w:rPr>
+        <w:t xml:space="preserve">BS on 2D Arrays — 0/12</w:t>
+      </w:r>
+    </w:p>
+    <w:p>
+      <w:pPr>
         <w:pStyle w:val="Heading3"/>
         <w:rPr/>
       </w:pPr>
-      <w:bookmarkStart w:colFirst="0" w:colLast="0" w:name="_bxo8j1bh2pbi" w:id="7"/>
+      <w:bookmarkStart w:colFirst="0" w:colLast="0" w:name="_vb4ga6a0ewr4" w:id="7"/>
       <w:bookmarkEnd w:id="7"/>
       <w:r>
         <w:rPr>
@@ -1108,16 +1228,46 @@
     </w:p>
     <w:p>
       <w:pPr>
+        <w:numPr>
+          <w:ilvl w:val="0"/>
+          <w:numId w:val="3"/>
+        </w:numPr>
+        <w:ind w:left="720" w:hanging="360"/>
+      </w:pPr>
+      <w:r>
+        <w:rPr>
+          <w:rtl w:val="0"/>
+        </w:rPr>
+        <w:t xml:space="preserve">Basic and Easy String Problems — 0/7</w:t>
+      </w:r>
+    </w:p>
+    <w:p>
+      <w:pPr>
+        <w:numPr>
+          <w:ilvl w:val="0"/>
+          <w:numId w:val="3"/>
+        </w:numPr>
+        <w:ind w:left="720" w:hanging="360"/>
+      </w:pPr>
+      <w:r>
+        <w:rPr>
+          <w:rtl w:val="0"/>
+        </w:rPr>
+        <w:t xml:space="preserve">Medium String Problems — 0/8</w:t>
+      </w:r>
+    </w:p>
+    <w:p>
+      <w:pPr>
         <w:pStyle w:val="Heading3"/>
         <w:rPr/>
       </w:pPr>
-      <w:bookmarkStart w:colFirst="0" w:colLast="0" w:name="_qe2u1217wl3u" w:id="8"/>
+      <w:bookmarkStart w:colFirst="0" w:colLast="0" w:name="_x54gc46lut02" w:id="8"/>
       <w:bookmarkEnd w:id="8"/>
       <w:r>
         <w:rPr>
           <w:rtl w:val="0"/>
         </w:rPr>
-        <w:t xml:space="preserve">Step 6: LinkedList [Single, Double, Medium, Hard] — </w:t>
+        <w:t xml:space="preserve">Step 6: Learn LinkedList [Single LL, Double LL, Medium, Hard Problems] — </w:t>
       </w:r>
       <w:r>
         <w:rPr>
@@ -1135,10 +1285,85 @@
     </w:p>
     <w:p>
       <w:pPr>
+        <w:numPr>
+          <w:ilvl w:val="0"/>
+          <w:numId w:val="3"/>
+        </w:numPr>
+        <w:ind w:left="720" w:hanging="360"/>
+      </w:pPr>
+      <w:r>
+        <w:rPr>
+          <w:rtl w:val="0"/>
+        </w:rPr>
+        <w:t xml:space="preserve">Learn 1D LinkedList — 0/5</w:t>
+      </w:r>
+    </w:p>
+    <w:p>
+      <w:pPr>
+        <w:numPr>
+          <w:ilvl w:val="0"/>
+          <w:numId w:val="3"/>
+        </w:numPr>
+        <w:ind w:left="720" w:hanging="360"/>
+      </w:pPr>
+      <w:r>
+        <w:rPr>
+          <w:rtl w:val="0"/>
+        </w:rPr>
+        <w:t xml:space="preserve">Learn Doubly LinkedList – 0/4</w:t>
+      </w:r>
+    </w:p>
+    <w:p>
+      <w:pPr>
+        <w:numPr>
+          <w:ilvl w:val="0"/>
+          <w:numId w:val="3"/>
+        </w:numPr>
+        <w:ind w:left="720" w:hanging="360"/>
+      </w:pPr>
+      <w:r>
+        <w:rPr>
+          <w:rtl w:val="0"/>
+        </w:rPr>
+        <w:t xml:space="preserve">Medium Problems of LLv — 0/15</w:t>
+      </w:r>
+    </w:p>
+    <w:p>
+      <w:pPr>
+        <w:numPr>
+          <w:ilvl w:val="0"/>
+          <w:numId w:val="3"/>
+        </w:numPr>
+        <w:ind w:left="720" w:hanging="360"/>
+      </w:pPr>
+      <w:r>
+        <w:rPr>
+          <w:rtl w:val="0"/>
+        </w:rPr>
+        <w:t xml:space="preserve">Medium Problems of DLL — 0/3</w:t>
+      </w:r>
+    </w:p>
+    <w:p>
+      <w:pPr>
+        <w:numPr>
+          <w:ilvl w:val="0"/>
+          <w:numId w:val="3"/>
+        </w:numPr>
+        <w:ind w:left="720" w:hanging="360"/>
+      </w:pPr>
+      <w:r>
+        <w:rPr>
+          <w:rtl w:val="0"/>
+        </w:rPr>
+        <w:t xml:space="preserve">Hard Problems of LL — 0/4</w:t>
+      </w:r>
+    </w:p>
+    <w:p>
+      <w:pPr>
         <w:pStyle w:val="Heading3"/>
         <w:rPr/>
       </w:pPr>
-      <w:bookmarkStart w:colFirst="0" w:colLast="0" w:name="_4tnfd7aw6ckv" w:id="9"/>
+      <w:bookmarkStart w:colFirst="0" w:colLast="0" w:name="_z32ejrd93977" w:id="9"/>
       <w:bookmarkEnd w:id="9"/>
       <w:r>
         <w:rPr>
@@ -1162,10 +1387,55 @@
     </w:p>
     <w:p>
       <w:pPr>
+        <w:numPr>
+          <w:ilvl w:val="0"/>
+          <w:numId w:val="3"/>
+        </w:numPr>
+        <w:ind w:left="720" w:hanging="360"/>
+      </w:pPr>
+      <w:r>
+        <w:rPr>
+          <w:rtl w:val="0"/>
+        </w:rPr>
+        <w:t xml:space="preserve">Get a Strong Hold — 0/5</w:t>
+      </w:r>
+    </w:p>
+    <w:p>
+      <w:pPr>
+        <w:numPr>
+          <w:ilvl w:val="0"/>
+          <w:numId w:val="3"/>
+        </w:numPr>
+        <w:ind w:left="720" w:hanging="360"/>
+      </w:pPr>
+      <w:r>
+        <w:rPr>
+          <w:rtl w:val="0"/>
+        </w:rPr>
+        <w:t xml:space="preserve">Subsequences Pattern — 0/12</w:t>
+      </w:r>
+    </w:p>
+    <w:p>
+      <w:pPr>
+        <w:numPr>
+          <w:ilvl w:val="0"/>
+          <w:numId w:val="3"/>
+        </w:numPr>
+        <w:ind w:left="720" w:hanging="360"/>
+      </w:pPr>
+      <w:r>
+        <w:rPr>
+          <w:rtl w:val="0"/>
+        </w:rPr>
+        <w:t xml:space="preserve">Trying out all Combos / Hard — 0/8</w:t>
+      </w:r>
+    </w:p>
+    <w:p>
+      <w:pPr>
         <w:pStyle w:val="Heading3"/>
         <w:rPr/>
       </w:pPr>
-      <w:bookmarkStart w:colFirst="0" w:colLast="0" w:name="_9zn5t5kmk59s" w:id="10"/>
+      <w:bookmarkStart w:colFirst="0" w:colLast="0" w:name="_f3bxbxgrjh5c" w:id="10"/>
       <w:bookmarkEnd w:id="10"/>
       <w:r>
         <w:rPr>
@@ -1189,16 +1459,61 @@
     </w:p>
     <w:p>
       <w:pPr>
+        <w:numPr>
+          <w:ilvl w:val="0"/>
+          <w:numId w:val="3"/>
+        </w:numPr>
+        <w:ind w:left="720" w:hanging="360"/>
+      </w:pPr>
+      <w:r>
+        <w:rPr>
+          <w:rtl w:val="0"/>
+        </w:rPr>
+        <w:t xml:space="preserve">Learn Bit Manipulation — 0/8</w:t>
+      </w:r>
+    </w:p>
+    <w:p>
+      <w:pPr>
+        <w:numPr>
+          <w:ilvl w:val="0"/>
+          <w:numId w:val="3"/>
+        </w:numPr>
+        <w:ind w:left="720" w:hanging="360"/>
+      </w:pPr>
+      <w:r>
+        <w:rPr>
+          <w:rtl w:val="0"/>
+        </w:rPr>
+        <w:t xml:space="preserve">Interview Problems —0/5</w:t>
+      </w:r>
+    </w:p>
+    <w:p>
+      <w:pPr>
+        <w:numPr>
+          <w:ilvl w:val="0"/>
+          <w:numId w:val="3"/>
+        </w:numPr>
+        <w:ind w:left="720" w:hanging="360"/>
+      </w:pPr>
+      <w:r>
+        <w:rPr>
+          <w:rtl w:val="0"/>
+        </w:rPr>
+        <w:t xml:space="preserve">Advanced Maths — 0/5</w:t>
+      </w:r>
+    </w:p>
+    <w:p>
+      <w:pPr>
         <w:pStyle w:val="Heading3"/>
         <w:rPr/>
       </w:pPr>
-      <w:bookmarkStart w:colFirst="0" w:colLast="0" w:name="_ltx0zoe5reb6" w:id="11"/>
+      <w:bookmarkStart w:colFirst="0" w:colLast="0" w:name="_ligyrm1s3juk" w:id="11"/>
       <w:bookmarkEnd w:id="11"/>
       <w:r>
         <w:rPr>
           <w:rtl w:val="0"/>
         </w:rPr>
-        <w:t xml:space="preserve">Step 9: Stack and Queues [Pre/In/Post-fix, Monotonic Stack] — </w:t>
+        <w:t xml:space="preserve">Step 9: Stack and Queues [Learning, Pre-In-Post-fix, Monotonic Stack, Implementation] — </w:t>
       </w:r>
       <w:r>
         <w:rPr>
@@ -1216,16 +1531,76 @@
     </w:p>
     <w:p>
       <w:pPr>
+        <w:numPr>
+          <w:ilvl w:val="0"/>
+          <w:numId w:val="3"/>
+        </w:numPr>
+        <w:ind w:left="720" w:hanging="360"/>
+      </w:pPr>
+      <w:r>
+        <w:rPr>
+          <w:rtl w:val="0"/>
+        </w:rPr>
+        <w:t xml:space="preserve">Learning — 0/8</w:t>
+      </w:r>
+    </w:p>
+    <w:p>
+      <w:pPr>
+        <w:numPr>
+          <w:ilvl w:val="0"/>
+          <w:numId w:val="3"/>
+        </w:numPr>
+        <w:ind w:left="720" w:hanging="360"/>
+      </w:pPr>
+      <w:r>
+        <w:rPr>
+          <w:rtl w:val="0"/>
+        </w:rPr>
+        <w:t xml:space="preserve">Prefix, Infix, PostFix Conversion Problems — 0/6</w:t>
+      </w:r>
+    </w:p>
+    <w:p>
+      <w:pPr>
+        <w:numPr>
+          <w:ilvl w:val="0"/>
+          <w:numId w:val="3"/>
+        </w:numPr>
+        <w:ind w:left="720" w:hanging="360"/>
+      </w:pPr>
+      <w:r>
+        <w:rPr>
+          <w:rtl w:val="0"/>
+        </w:rPr>
+        <w:t xml:space="preserve">Monotonic Stack/Queue Problems [VVV. Imp] — 0/11</w:t>
+      </w:r>
+    </w:p>
+    <w:p>
+      <w:pPr>
+        <w:numPr>
+          <w:ilvl w:val="0"/>
+          <w:numId w:val="3"/>
+        </w:numPr>
+        <w:ind w:left="720" w:hanging="360"/>
+      </w:pPr>
+      <w:r>
+        <w:rPr>
+          <w:rtl w:val="0"/>
+        </w:rPr>
+        <w:t xml:space="preserve">Implementation Problems — 0/5</w:t>
+      </w:r>
+    </w:p>
+    <w:p>
+      <w:pPr>
         <w:pStyle w:val="Heading3"/>
         <w:rPr/>
       </w:pPr>
-      <w:bookmarkStart w:colFirst="0" w:colLast="0" w:name="_i3vby2sixq2s" w:id="12"/>
+      <w:bookmarkStart w:colFirst="0" w:colLast="0" w:name="_oelzkobbvsa0" w:id="12"/>
       <w:bookmarkEnd w:id="12"/>
       <w:r>
         <w:rPr>
           <w:rtl w:val="0"/>
         </w:rPr>
-        <w:t xml:space="preserve">Step 10: Sliding Window &amp; Two Pointer — </w:t>
+        <w:t xml:space="preserve">Step 10: Sliding Window &amp; Two Pointer Combined Problems — </w:t>
       </w:r>
       <w:r>
         <w:rPr>
@@ -1243,16 +1618,46 @@
     </w:p>
     <w:p>
       <w:pPr>
+        <w:numPr>
+          <w:ilvl w:val="0"/>
+          <w:numId w:val="3"/>
+        </w:numPr>
+        <w:ind w:left="720" w:hanging="360"/>
+      </w:pPr>
+      <w:r>
+        <w:rPr>
+          <w:rtl w:val="0"/>
+        </w:rPr>
+        <w:t xml:space="preserve">Medium Problems — 0/8</w:t>
+      </w:r>
+    </w:p>
+    <w:p>
+      <w:pPr>
+        <w:numPr>
+          <w:ilvl w:val="0"/>
+          <w:numId w:val="3"/>
+        </w:numPr>
+        <w:ind w:left="720" w:hanging="360"/>
+      </w:pPr>
+      <w:r>
+        <w:rPr>
+          <w:rtl w:val="0"/>
+        </w:rPr>
+        <w:t xml:space="preserve">Hard Problems —0/4</w:t>
+      </w:r>
+    </w:p>
+    <w:p>
+      <w:pPr>
         <w:pStyle w:val="Heading3"/>
         <w:rPr/>
       </w:pPr>
-      <w:bookmarkStart w:colFirst="0" w:colLast="0" w:name="_1v785f7v3xr2" w:id="13"/>
+      <w:bookmarkStart w:colFirst="0" w:colLast="0" w:name="_e4r76yrbjt8r" w:id="13"/>
       <w:bookmarkEnd w:id="13"/>
       <w:r>
         <w:rPr>
           <w:rtl w:val="0"/>
         </w:rPr>
-        <w:t xml:space="preserve">Step 11: Heaps [Learning, Medium, Hard] — </w:t>
+        <w:t xml:space="preserve">Step 11: Heaps [Learning, Medium, Hard Problems] — </w:t>
       </w:r>
       <w:r>
         <w:rPr>
@@ -1270,10 +1675,55 @@
     </w:p>
     <w:p>
       <w:pPr>
+        <w:numPr>
+          <w:ilvl w:val="0"/>
+          <w:numId w:val="3"/>
+        </w:numPr>
+        <w:ind w:left="720" w:hanging="360"/>
+      </w:pPr>
+      <w:r>
+        <w:rPr>
+          <w:rtl w:val="0"/>
+        </w:rPr>
+        <w:t xml:space="preserve">Learning — 0/4</w:t>
+      </w:r>
+    </w:p>
+    <w:p>
+      <w:pPr>
+        <w:numPr>
+          <w:ilvl w:val="0"/>
+          <w:numId w:val="3"/>
+        </w:numPr>
+        <w:ind w:left="720" w:hanging="360"/>
+      </w:pPr>
+      <w:r>
+        <w:rPr>
+          <w:rtl w:val="0"/>
+        </w:rPr>
+        <w:t xml:space="preserve">Medium Problems — 0/7</w:t>
+      </w:r>
+    </w:p>
+    <w:p>
+      <w:pPr>
+        <w:numPr>
+          <w:ilvl w:val="0"/>
+          <w:numId w:val="3"/>
+        </w:numPr>
+        <w:ind w:left="720" w:hanging="360"/>
+      </w:pPr>
+      <w:r>
+        <w:rPr>
+          <w:rtl w:val="0"/>
+        </w:rPr>
+        <w:t xml:space="preserve">Hard Problems — 0/6</w:t>
+      </w:r>
+    </w:p>
+    <w:p>
+      <w:pPr>
         <w:pStyle w:val="Heading3"/>
         <w:rPr/>
       </w:pPr>
-      <w:bookmarkStart w:colFirst="0" w:colLast="0" w:name="_w94njvcut9x8" w:id="14"/>
+      <w:bookmarkStart w:colFirst="0" w:colLast="0" w:name="_c7jkj2hoq7cz" w:id="14"/>
       <w:bookmarkEnd w:id="14"/>
       <w:r>
         <w:rPr>
@@ -1297,16 +1747,46 @@
     </w:p>
     <w:p>
       <w:pPr>
+        <w:numPr>
+          <w:ilvl w:val="0"/>
+          <w:numId w:val="3"/>
+        </w:numPr>
+        <w:ind w:left="720" w:hanging="360"/>
+      </w:pPr>
+      <w:r>
+        <w:rPr>
+          <w:rtl w:val="0"/>
+        </w:rPr>
+        <w:t xml:space="preserve">Easy Problems — 0/4</w:t>
+      </w:r>
+    </w:p>
+    <w:p>
+      <w:pPr>
+        <w:numPr>
+          <w:ilvl w:val="0"/>
+          <w:numId w:val="3"/>
+        </w:numPr>
+        <w:ind w:left="720" w:hanging="360"/>
+      </w:pPr>
+      <w:r>
+        <w:rPr>
+          <w:rtl w:val="0"/>
+        </w:rPr>
+        <w:t xml:space="preserve">Medium/Hard — 0/11</w:t>
+      </w:r>
+    </w:p>
+    <w:p>
+      <w:pPr>
         <w:pStyle w:val="Heading3"/>
         <w:rPr/>
       </w:pPr>
-      <w:bookmarkStart w:colFirst="0" w:colLast="0" w:name="_pfn9gigyl7b8" w:id="15"/>
+      <w:bookmarkStart w:colFirst="0" w:colLast="0" w:name="_k57pcwjt17ph" w:id="15"/>
       <w:bookmarkEnd w:id="15"/>
       <w:r>
         <w:rPr>
           <w:rtl w:val="0"/>
         </w:rPr>
-        <w:t xml:space="preserve">Step 13: Binary Trees [Traversals, Medium, Hard] — </w:t>
+        <w:t xml:space="preserve">Step 13: Binary Trees [Traversals, Medium and Hard Problems] — </w:t>
       </w:r>
       <w:r>
         <w:rPr>
@@ -1324,16 +1804,61 @@
     </w:p>
     <w:p>
       <w:pPr>
+        <w:numPr>
+          <w:ilvl w:val="0"/>
+          <w:numId w:val="3"/>
+        </w:numPr>
+        <w:ind w:left="720" w:hanging="360"/>
+      </w:pPr>
+      <w:r>
+        <w:rPr>
+          <w:rtl w:val="0"/>
+        </w:rPr>
+        <w:t xml:space="preserve">Traversals —0/12</w:t>
+      </w:r>
+    </w:p>
+    <w:p>
+      <w:pPr>
+        <w:numPr>
+          <w:ilvl w:val="0"/>
+          <w:numId w:val="3"/>
+        </w:numPr>
+        <w:ind w:left="720" w:hanging="360"/>
+      </w:pPr>
+      <w:r>
+        <w:rPr>
+          <w:rtl w:val="0"/>
+        </w:rPr>
+        <w:t xml:space="preserve">Medium Problems — 0/12</w:t>
+      </w:r>
+    </w:p>
+    <w:p>
+      <w:pPr>
+        <w:numPr>
+          <w:ilvl w:val="0"/>
+          <w:numId w:val="3"/>
+        </w:numPr>
+        <w:ind w:left="720" w:hanging="360"/>
+      </w:pPr>
+      <w:r>
+        <w:rPr>
+          <w:rtl w:val="0"/>
+        </w:rPr>
+        <w:t xml:space="preserve">Hard Problems — 0/14</w:t>
+      </w:r>
+    </w:p>
+    <w:p>
+      <w:pPr>
         <w:pStyle w:val="Heading3"/>
         <w:rPr/>
       </w:pPr>
-      <w:bookmarkStart w:colFirst="0" w:colLast="0" w:name="_193ouvwvydac" w:id="16"/>
+      <w:bookmarkStart w:colFirst="0" w:colLast="0" w:name="_a6tysmkkog91" w:id="16"/>
       <w:bookmarkEnd w:id="16"/>
       <w:r>
         <w:rPr>
           <w:rtl w:val="0"/>
         </w:rPr>
-        <w:t xml:space="preserve">Step 14: Binary Search Trees [Concept &amp; Problems] — </w:t>
+        <w:t xml:space="preserve">Step 14: Binary Search Trees [Concept and Problems] — </w:t>
       </w:r>
       <w:r>
         <w:rPr>
@@ -1351,10 +1876,40 @@
     </w:p>
     <w:p>
       <w:pPr>
+        <w:numPr>
+          <w:ilvl w:val="0"/>
+          <w:numId w:val="3"/>
+        </w:numPr>
+        <w:ind w:left="720" w:hanging="360"/>
+      </w:pPr>
+      <w:r>
+        <w:rPr>
+          <w:rtl w:val="0"/>
+        </w:rPr>
+        <w:t xml:space="preserve">Concepts — 0/3</w:t>
+      </w:r>
+    </w:p>
+    <w:p>
+      <w:pPr>
+        <w:numPr>
+          <w:ilvl w:val="0"/>
+          <w:numId w:val="3"/>
+        </w:numPr>
+        <w:ind w:left="720" w:hanging="360"/>
+      </w:pPr>
+      <w:r>
+        <w:rPr>
+          <w:rtl w:val="0"/>
+        </w:rPr>
+        <w:t xml:space="preserve">Practice Problems — 0/13</w:t>
+      </w:r>
+    </w:p>
+    <w:p>
+      <w:pPr>
         <w:pStyle w:val="Heading3"/>
         <w:rPr/>
       </w:pPr>
-      <w:bookmarkStart w:colFirst="0" w:colLast="0" w:name="_yshpaxneck0y" w:id="17"/>
+      <w:bookmarkStart w:colFirst="0" w:colLast="0" w:name="_iis5bryk9qkb" w:id="17"/>
       <w:bookmarkEnd w:id="17"/>
       <w:r>
         <w:rPr>
@@ -1378,16 +1933,106 @@
     </w:p>
     <w:p>
       <w:pPr>
+        <w:numPr>
+          <w:ilvl w:val="0"/>
+          <w:numId w:val="3"/>
+        </w:numPr>
+        <w:ind w:left="720" w:hanging="360"/>
+      </w:pPr>
+      <w:r>
+        <w:rPr>
+          <w:rtl w:val="0"/>
+        </w:rPr>
+        <w:t xml:space="preserve">Learning — 0/6</w:t>
+      </w:r>
+    </w:p>
+    <w:p>
+      <w:pPr>
+        <w:numPr>
+          <w:ilvl w:val="0"/>
+          <w:numId w:val="3"/>
+        </w:numPr>
+        <w:ind w:left="720" w:hanging="360"/>
+      </w:pPr>
+      <w:r>
+        <w:rPr>
+          <w:rtl w:val="0"/>
+        </w:rPr>
+        <w:t xml:space="preserve">Problems on BFS/DFS — 0/14</w:t>
+      </w:r>
+    </w:p>
+    <w:p>
+      <w:pPr>
+        <w:numPr>
+          <w:ilvl w:val="0"/>
+          <w:numId w:val="3"/>
+        </w:numPr>
+        <w:ind w:left="720" w:hanging="360"/>
+      </w:pPr>
+      <w:r>
+        <w:rPr>
+          <w:rtl w:val="0"/>
+        </w:rPr>
+        <w:t xml:space="preserve">Topo Sort and Problems —  0/7</w:t>
+      </w:r>
+    </w:p>
+    <w:p>
+      <w:pPr>
+        <w:numPr>
+          <w:ilvl w:val="0"/>
+          <w:numId w:val="3"/>
+        </w:numPr>
+        <w:ind w:left="720" w:hanging="360"/>
+      </w:pPr>
+      <w:r>
+        <w:rPr>
+          <w:rtl w:val="0"/>
+        </w:rPr>
+        <w:t xml:space="preserve">Shortest Path Algorithms and Problems — 0/13</w:t>
+      </w:r>
+    </w:p>
+    <w:p>
+      <w:pPr>
+        <w:numPr>
+          <w:ilvl w:val="0"/>
+          <w:numId w:val="3"/>
+        </w:numPr>
+        <w:ind w:left="720" w:hanging="360"/>
+      </w:pPr>
+      <w:r>
+        <w:rPr>
+          <w:rtl w:val="0"/>
+        </w:rPr>
+        <w:t xml:space="preserve">MinimumSpanningTree/Disjoint Set and Problems — 0/10</w:t>
+      </w:r>
+    </w:p>
+    <w:p>
+      <w:pPr>
+        <w:numPr>
+          <w:ilvl w:val="0"/>
+          <w:numId w:val="3"/>
+        </w:numPr>
+        <w:ind w:left="720" w:hanging="360"/>
+      </w:pPr>
+      <w:r>
+        <w:rPr>
+          <w:rtl w:val="0"/>
+        </w:rPr>
+        <w:t xml:space="preserve">Other Algorithms — 0/3</w:t>
+      </w:r>
+    </w:p>
+    <w:p>
+      <w:pPr>
         <w:pStyle w:val="Heading3"/>
         <w:rPr/>
       </w:pPr>
-      <w:bookmarkStart w:colFirst="0" w:colLast="0" w:name="_b44plwfy4w6h" w:id="18"/>
+      <w:bookmarkStart w:colFirst="0" w:colLast="0" w:name="_dliby5vv6gsk" w:id="18"/>
       <w:bookmarkEnd w:id="18"/>
       <w:r>
         <w:rPr>
           <w:rtl w:val="0"/>
         </w:rPr>
-        <w:t xml:space="preserve">Step 16: Dynamic Programming [Patterns &amp; Problems] — </w:t>
+        <w:t xml:space="preserve">Step 16: Dynamic Programming [Patterns and Problems] — </w:t>
       </w:r>
       <w:r>
         <w:rPr>
@@ -1405,10 +2050,145 @@
     </w:p>
     <w:p>
       <w:pPr>
+        <w:numPr>
+          <w:ilvl w:val="0"/>
+          <w:numId w:val="3"/>
+        </w:numPr>
+        <w:ind w:left="720" w:hanging="360"/>
+      </w:pPr>
+      <w:r>
+        <w:rPr>
+          <w:rtl w:val="0"/>
+        </w:rPr>
+        <w:t xml:space="preserve">Introduction to DP — 0/1</w:t>
+      </w:r>
+    </w:p>
+    <w:p>
+      <w:pPr>
+        <w:numPr>
+          <w:ilvl w:val="0"/>
+          <w:numId w:val="3"/>
+        </w:numPr>
+        <w:ind w:left="720" w:hanging="360"/>
+      </w:pPr>
+      <w:r>
+        <w:rPr>
+          <w:rtl w:val="0"/>
+        </w:rPr>
+        <w:t xml:space="preserve">1D DP — 0/5</w:t>
+      </w:r>
+    </w:p>
+    <w:p>
+      <w:pPr>
+        <w:numPr>
+          <w:ilvl w:val="0"/>
+          <w:numId w:val="3"/>
+        </w:numPr>
+        <w:ind w:left="720" w:hanging="360"/>
+      </w:pPr>
+      <w:r>
+        <w:rPr>
+          <w:rtl w:val="0"/>
+        </w:rPr>
+        <w:t xml:space="preserve">2D/3D DP and DP on Grids — 0/6</w:t>
+      </w:r>
+    </w:p>
+    <w:p>
+      <w:pPr>
+        <w:numPr>
+          <w:ilvl w:val="0"/>
+          <w:numId w:val="3"/>
+        </w:numPr>
+        <w:ind w:left="720" w:hanging="360"/>
+      </w:pPr>
+      <w:r>
+        <w:rPr>
+          <w:rtl w:val="0"/>
+        </w:rPr>
+        <w:t xml:space="preserve">DP on Subsequences — 0/11</w:t>
+      </w:r>
+    </w:p>
+    <w:p>
+      <w:pPr>
+        <w:numPr>
+          <w:ilvl w:val="0"/>
+          <w:numId w:val="3"/>
+        </w:numPr>
+        <w:ind w:left="720" w:hanging="360"/>
+      </w:pPr>
+      <w:r>
+        <w:rPr>
+          <w:rtl w:val="0"/>
+        </w:rPr>
+        <w:t xml:space="preserve">DP on Strings — 0/10</w:t>
+      </w:r>
+    </w:p>
+    <w:p>
+      <w:pPr>
+        <w:numPr>
+          <w:ilvl w:val="0"/>
+          <w:numId w:val="3"/>
+        </w:numPr>
+        <w:ind w:left="720" w:hanging="360"/>
+      </w:pPr>
+      <w:r>
+        <w:rPr>
+          <w:rtl w:val="0"/>
+        </w:rPr>
+        <w:t xml:space="preserve">DP on Stocks — 0/6</w:t>
+      </w:r>
+    </w:p>
+    <w:p>
+      <w:pPr>
+        <w:numPr>
+          <w:ilvl w:val="0"/>
+          <w:numId w:val="3"/>
+        </w:numPr>
+        <w:ind w:left="720" w:hanging="360"/>
+      </w:pPr>
+      <w:r>
+        <w:rPr>
+          <w:rtl w:val="0"/>
+        </w:rPr>
+        <w:t xml:space="preserve">DP on LIS — 0/7</w:t>
+      </w:r>
+    </w:p>
+    <w:p>
+      <w:pPr>
+        <w:numPr>
+          <w:ilvl w:val="0"/>
+          <w:numId w:val="3"/>
+        </w:numPr>
+        <w:ind w:left="720" w:hanging="360"/>
+      </w:pPr>
+      <w:r>
+        <w:rPr>
+          <w:rtl w:val="0"/>
+        </w:rPr>
+        <w:t xml:space="preserve">MCM DP | Partition DP — 0/7</w:t>
+      </w:r>
+    </w:p>
+    <w:p>
+      <w:pPr>
+        <w:numPr>
+          <w:ilvl w:val="0"/>
+          <w:numId w:val="3"/>
+        </w:numPr>
+        <w:ind w:left="720" w:hanging="360"/>
+      </w:pPr>
+      <w:r>
+        <w:rPr>
+          <w:rtl w:val="0"/>
+        </w:rPr>
+        <w:t xml:space="preserve">DP on Squares — 0/2</w:t>
+      </w:r>
+    </w:p>
+    <w:p>
+      <w:pPr>
         <w:pStyle w:val="Heading3"/>
         <w:rPr/>
       </w:pPr>
-      <w:bookmarkStart w:colFirst="0" w:colLast="0" w:name="_bzhlvfk4225e" w:id="19"/>
+      <w:bookmarkStart w:colFirst="0" w:colLast="0" w:name="_e3exim743lx3" w:id="19"/>
       <w:bookmarkEnd w:id="19"/>
       <w:r>
         <w:rPr>
@@ -1432,25 +2212,106 @@
     </w:p>
     <w:p>
       <w:pPr>
+        <w:numPr>
+          <w:ilvl w:val="0"/>
+          <w:numId w:val="3"/>
+        </w:numPr>
+        <w:ind w:left="720" w:hanging="360"/>
+      </w:pPr>
+      <w:r>
+        <w:rPr>
+          <w:rtl w:val="0"/>
+        </w:rPr>
+        <w:t xml:space="preserve">Theory — 0/1</w:t>
+      </w:r>
+    </w:p>
+    <w:p>
+      <w:pPr>
+        <w:numPr>
+          <w:ilvl w:val="0"/>
+          <w:numId w:val="3"/>
+        </w:numPr>
+        <w:ind w:left="720" w:hanging="360"/>
+      </w:pPr>
+      <w:r>
+        <w:rPr>
+          <w:rtl w:val="0"/>
+        </w:rPr>
+        <w:t xml:space="preserve">Problems — 0/6</w:t>
+      </w:r>
+    </w:p>
+    <w:p>
+      <w:pPr>
+        <w:rPr/>
+      </w:pPr>
+      <w:r>
+        <w:rPr>
+          <w:rtl w:val="0"/>
+        </w:rPr>
+      </w:r>
+    </w:p>
+    <w:p>
+      <w:pPr>
         <w:pStyle w:val="Heading3"/>
-        <w:rPr/>
-      </w:pPr>
-      <w:bookmarkStart w:colFirst="0" w:colLast="0" w:name="_k0aeu1nl663e" w:id="20"/>
-      <w:bookmarkEnd w:id="20"/>
-      <w:r>
-        <w:rPr>
-          <w:rtl w:val="0"/>
-        </w:rPr>
-        <w:t xml:space="preserve">Step 18: Strings [Advanced] — </w:t>
-      </w:r>
-      <w:r>
         <w:rPr>
           <w:rFonts w:ascii="Roboto Mono" w:cs="Roboto Mono" w:eastAsia="Roboto Mono" w:hAnsi="Roboto Mono"/>
           <w:color w:val="188038"/>
+        </w:rPr>
+      </w:pPr>
+      <w:bookmarkStart w:colFirst="0" w:colLast="0" w:name="_5odspj9vrx14" w:id="20"/>
+      <w:bookmarkEnd w:id="20"/>
+      <w:r>
+        <w:rPr>
+          <w:rtl w:val="0"/>
+        </w:rPr>
+        <w:t xml:space="preserve">Step 18: Strings [Advanced] — </w:t>
+      </w:r>
+      <w:r>
+        <w:rPr>
+          <w:rFonts w:ascii="Roboto Mono" w:cs="Roboto Mono" w:eastAsia="Roboto Mono" w:hAnsi="Roboto Mono"/>
+          <w:color w:val="188038"/>
           <w:rtl w:val="0"/>
         </w:rPr>
         <w:t xml:space="preserve">0/9</w:t>
       </w:r>
+    </w:p>
+    <w:p>
+      <w:pPr>
+        <w:numPr>
+          <w:ilvl w:val="0"/>
+          <w:numId w:val="5"/>
+        </w:numPr>
+        <w:ind w:left="720" w:hanging="360"/>
+        <w:rPr>
+          <w:u w:val="none"/>
+        </w:rPr>
+      </w:pPr>
+      <w:r>
+        <w:rPr>
+          <w:rtl w:val="0"/>
+        </w:rPr>
+        <w:t xml:space="preserve">Hard Problems 0/9</w:t>
+      </w:r>
+      <w:r>
+        <w:rPr>
+          <w:rtl w:val="0"/>
+        </w:rPr>
+      </w:r>
+    </w:p>
+    <w:p>
+      <w:pPr>
+        <w:rPr/>
+      </w:pPr>
+      <w:r>
+        <w:rPr>
+          <w:rtl w:val="0"/>
+        </w:rPr>
+      </w:r>
+    </w:p>
+    <w:p>
+      <w:pPr>
+        <w:rPr/>
+      </w:pPr>
       <w:r>
         <w:rPr>
           <w:rtl w:val="0"/>
@@ -1528,7 +2389,7 @@
         <w:pStyle w:val="Heading2"/>
         <w:rPr/>
       </w:pPr>
-      <w:bookmarkStart w:colFirst="0" w:colLast="0" w:name="_yd3zqchl6m1u" w:id="21"/>
+      <w:bookmarkStart w:colFirst="0" w:colLast="0" w:name="_snrrfctk7ihx" w:id="21"/>
       <w:bookmarkEnd w:id="21"/>
       <w:r>
         <w:rPr>
@@ -1697,7 +2558,7 @@
         <w:pStyle w:val="Heading2"/>
         <w:rPr/>
       </w:pPr>
-      <w:bookmarkStart w:colFirst="0" w:colLast="0" w:name="_hoyfgz1t3hr8" w:id="22"/>
+      <w:bookmarkStart w:colFirst="0" w:colLast="0" w:name="_x6q61f1r8bj8" w:id="22"/>
       <w:bookmarkEnd w:id="22"/>
       <w:r>
         <w:rPr>
@@ -4924,7 +5785,7 @@
         <w:pStyle w:val="Heading2"/>
         <w:rPr/>
       </w:pPr>
-      <w:bookmarkStart w:colFirst="0" w:colLast="0" w:name="_kdr30j3w1asr" w:id="23"/>
+      <w:bookmarkStart w:colFirst="0" w:colLast="0" w:name="_ejo8gl8ize7y" w:id="23"/>
       <w:bookmarkEnd w:id="23"/>
       <w:r>
         <w:rPr>
@@ -5406,7 +6267,7 @@
         <w:pStyle w:val="Heading2"/>
         <w:rPr/>
       </w:pPr>
-      <w:bookmarkStart w:colFirst="0" w:colLast="0" w:name="_a77hekycjl6u" w:id="24"/>
+      <w:bookmarkStart w:colFirst="0" w:colLast="0" w:name="_h4p5wb34muj9" w:id="24"/>
       <w:bookmarkEnd w:id="24"/>
       <w:r>
         <w:rPr>
@@ -5419,7 +6280,7 @@
       <w:pPr>
         <w:numPr>
           <w:ilvl w:val="0"/>
-          <w:numId w:val="3"/>
+          <w:numId w:val="2"/>
         </w:numPr>
         <w:ind w:left="720" w:hanging="360"/>
       </w:pPr>
@@ -5443,7 +6304,7 @@
       <w:pPr>
         <w:numPr>
           <w:ilvl w:val="0"/>
-          <w:numId w:val="3"/>
+          <w:numId w:val="2"/>
         </w:numPr>
         <w:ind w:left="720" w:hanging="360"/>
       </w:pPr>
@@ -5467,7 +6328,7 @@
       <w:pPr>
         <w:numPr>
           <w:ilvl w:val="0"/>
-          <w:numId w:val="3"/>
+          <w:numId w:val="2"/>
         </w:numPr>
         <w:ind w:left="720" w:hanging="360"/>
       </w:pPr>
@@ -5817,7 +6678,7 @@
     <w:lvl w:ilvl="0">
       <w:start w:val="1"/>
       <w:numFmt w:val="bullet"/>
-      <w:lvlText w:val=""/>
+      <w:lvlText w:val="-"/>
       <w:lvlJc w:val="left"/>
       <w:pPr>
         <w:ind w:left="720" w:hanging="360"/>
@@ -6035,7 +6896,7 @@
     <w:lvl w:ilvl="0">
       <w:start w:val="1"/>
       <w:numFmt w:val="bullet"/>
-      <w:lvlText w:val="-"/>
+      <w:lvlText w:val=""/>
       <w:lvlJc w:val="left"/>
       <w:pPr>
         <w:ind w:left="720" w:hanging="360"/>
@@ -6467,6 +7328,116 @@
       </w:rPr>
     </w:lvl>
   </w:abstractNum>
+  <w:abstractNum w:abstractNumId="5">
+    <w:lvl w:ilvl="0">
+      <w:start w:val="1"/>
+      <w:numFmt w:val="decimal"/>
+      <w:lvlText w:val="%1."/>
+      <w:lvlJc w:val="left"/>
+      <w:pPr>
+        <w:ind w:left="720" w:hanging="360"/>
+      </w:pPr>
+      <w:rPr>
+        <w:u w:val="none"/>
+      </w:rPr>
+    </w:lvl>
+    <w:lvl w:ilvl="1">
+      <w:start w:val="1"/>
+      <w:numFmt w:val="lowerLetter"/>
+      <w:lvlText w:val="%2."/>
+      <w:lvlJc w:val="left"/>
+      <w:pPr>
+        <w:ind w:left="1440" w:hanging="360"/>
+      </w:pPr>
+      <w:rPr>
+        <w:u w:val="none"/>
+      </w:rPr>
+    </w:lvl>
+    <w:lvl w:ilvl="2">
+      <w:start w:val="1"/>
+      <w:numFmt w:val="lowerRoman"/>
+      <w:lvlText w:val="%3."/>
+      <w:lvlJc w:val="right"/>
+      <w:pPr>
+        <w:ind w:left="2160" w:hanging="360"/>
+      </w:pPr>
+      <w:rPr>
+        <w:u w:val="none"/>
+      </w:rPr>
+    </w:lvl>
+    <w:lvl w:ilvl="3">
+      <w:start w:val="1"/>
+      <w:numFmt w:val="decimal"/>
+      <w:lvlText w:val="%4."/>
+      <w:lvlJc w:val="left"/>
+      <w:pPr>
+        <w:ind w:left="2880" w:hanging="360"/>
+      </w:pPr>
+      <w:rPr>
+        <w:u w:val="none"/>
+      </w:rPr>
+    </w:lvl>
+    <w:lvl w:ilvl="4">
+      <w:start w:val="1"/>
+      <w:numFmt w:val="lowerLetter"/>
+      <w:lvlText w:val="%5."/>
+      <w:lvlJc w:val="left"/>
+      <w:pPr>
+        <w:ind w:left="3600" w:hanging="360"/>
+      </w:pPr>
+      <w:rPr>
+        <w:u w:val="none"/>
+      </w:rPr>
+    </w:lvl>
+    <w:lvl w:ilvl="5">
+      <w:start w:val="1"/>
+      <w:numFmt w:val="lowerRoman"/>
+      <w:lvlText w:val="%6."/>
+      <w:lvlJc w:val="right"/>
+      <w:pPr>
+        <w:ind w:left="4320" w:hanging="360"/>
+      </w:pPr>
+      <w:rPr>
+        <w:u w:val="none"/>
+      </w:rPr>
+    </w:lvl>
+    <w:lvl w:ilvl="6">
+      <w:start w:val="1"/>
+      <w:numFmt w:val="decimal"/>
+      <w:lvlText w:val="%7."/>
+      <w:lvlJc w:val="left"/>
+      <w:pPr>
+        <w:ind w:left="5040" w:hanging="360"/>
+      </w:pPr>
+      <w:rPr>
+        <w:u w:val="none"/>
+      </w:rPr>
+    </w:lvl>
+    <w:lvl w:ilvl="7">
+      <w:start w:val="1"/>
+      <w:numFmt w:val="lowerLetter"/>
+      <w:lvlText w:val="%8."/>
+      <w:lvlJc w:val="left"/>
+      <w:pPr>
+        <w:ind w:left="5760" w:hanging="360"/>
+      </w:pPr>
+      <w:rPr>
+        <w:u w:val="none"/>
+      </w:rPr>
+    </w:lvl>
+    <w:lvl w:ilvl="8">
+      <w:start w:val="1"/>
+      <w:numFmt w:val="lowerRoman"/>
+      <w:lvlText w:val="%9."/>
+      <w:lvlJc w:val="right"/>
+      <w:pPr>
+        <w:ind w:left="6480" w:hanging="360"/>
+      </w:pPr>
+      <w:rPr>
+        <w:u w:val="none"/>
+      </w:rPr>
+    </w:lvl>
+  </w:abstractNum>
   <w:num w:numId="1">
     <w:abstractNumId w:val="1"/>
   </w:num>
@@ -6478,6 +7449,9 @@
   </w:num>
   <w:num w:numId="4">
     <w:abstractNumId w:val="4"/>
+  </w:num>
+  <w:num w:numId="5">
+    <w:abstractNumId w:val="5"/>
   </w:num>
 </w:numbering>
 </file>
